--- a/Personal Stylist.docx
+++ b/Personal Stylist.docx
@@ -24,85 +24,12 @@
           <w:numId w:val="1"/>
         </w:numPr>
       </w:pPr>
-      <w:proofErr w:type="spellStart"/>
       <w:r>
         <w:rPr>
           <w:b/>
           <w:bCs/>
         </w:rPr>
-        <w:t>Cât</w:t>
-      </w:r>
-      <w:proofErr w:type="spellEnd"/>
-      <w:r>
-        <w:rPr>
-          <w:b/>
-          <w:bCs/>
-        </w:rPr>
-        <w:t xml:space="preserve"> </w:t>
-      </w:r>
-      <w:proofErr w:type="spellStart"/>
-      <w:r>
-        <w:rPr>
-          <w:b/>
-          <w:bCs/>
-        </w:rPr>
-        <w:t>timp</w:t>
-      </w:r>
-      <w:proofErr w:type="spellEnd"/>
-      <w:r>
-        <w:rPr>
-          <w:b/>
-          <w:bCs/>
-        </w:rPr>
-        <w:t xml:space="preserve"> </w:t>
-      </w:r>
-      <w:proofErr w:type="spellStart"/>
-      <w:r>
-        <w:rPr>
-          <w:b/>
-          <w:bCs/>
-        </w:rPr>
-        <w:t>pierzi</w:t>
-      </w:r>
-      <w:proofErr w:type="spellEnd"/>
-      <w:r>
-        <w:rPr>
-          <w:b/>
-          <w:bCs/>
-        </w:rPr>
-        <w:t xml:space="preserve"> </w:t>
-      </w:r>
-      <w:proofErr w:type="spellStart"/>
-      <w:r>
-        <w:rPr>
-          <w:b/>
-          <w:bCs/>
-        </w:rPr>
-        <w:t>căutând</w:t>
-      </w:r>
-      <w:proofErr w:type="spellEnd"/>
-      <w:r>
-        <w:rPr>
-          <w:b/>
-          <w:bCs/>
-        </w:rPr>
-        <w:t xml:space="preserve"> </w:t>
-      </w:r>
-      <w:proofErr w:type="spellStart"/>
-      <w:r>
-        <w:rPr>
-          <w:b/>
-          <w:bCs/>
-        </w:rPr>
-        <w:t>outfitul</w:t>
-      </w:r>
-      <w:proofErr w:type="spellEnd"/>
-      <w:r>
-        <w:rPr>
-          <w:b/>
-          <w:bCs/>
-        </w:rPr>
-        <w:t xml:space="preserve"> perfect?</w:t>
+        <w:t>Cât timp pierzi căutând outfitul perfect?</w:t>
       </w:r>
     </w:p>
     <w:p>
@@ -123,147 +50,48 @@
         <w:t>reseller</w:t>
       </w:r>
       <w:r>
-        <w:t xml:space="preserve"> </w:t>
-      </w:r>
-      <w:proofErr w:type="spellStart"/>
-      <w:r>
-        <w:t>pentru</w:t>
-      </w:r>
-      <w:proofErr w:type="spellEnd"/>
-      <w:r>
-        <w:t xml:space="preserve"> "</w:t>
-      </w:r>
-      <w:proofErr w:type="spellStart"/>
-      <w:r>
-        <w:t>outfitul</w:t>
-      </w:r>
-      <w:proofErr w:type="spellEnd"/>
-      <w:r>
-        <w:t xml:space="preserve"> perfect" care </w:t>
-      </w:r>
-      <w:proofErr w:type="spellStart"/>
-      <w:r>
-        <w:t>caută</w:t>
-      </w:r>
-      <w:proofErr w:type="spellEnd"/>
-      <w:r>
-        <w:t xml:space="preserve"> </w:t>
-      </w:r>
-      <w:proofErr w:type="spellStart"/>
-      <w:r>
-        <w:t>pentru</w:t>
-      </w:r>
-      <w:proofErr w:type="spellEnd"/>
-      <w:r>
-        <w:t xml:space="preserve"> tine, </w:t>
-      </w:r>
-      <w:proofErr w:type="spellStart"/>
-      <w:r>
-        <w:t>printre</w:t>
-      </w:r>
-      <w:proofErr w:type="spellEnd"/>
-      <w:r>
-        <w:t xml:space="preserve"> </w:t>
-      </w:r>
-      <w:proofErr w:type="spellStart"/>
-      <w:r>
-        <w:t>miile</w:t>
-      </w:r>
-      <w:proofErr w:type="spellEnd"/>
-      <w:r>
-        <w:t xml:space="preserve"> de site-</w:t>
-      </w:r>
-      <w:proofErr w:type="spellStart"/>
-      <w:r>
-        <w:t>uri</w:t>
-      </w:r>
-      <w:proofErr w:type="spellEnd"/>
-      <w:r>
-        <w:t xml:space="preserve">, </w:t>
-      </w:r>
-      <w:proofErr w:type="spellStart"/>
-      <w:r>
-        <w:t>produse</w:t>
-      </w:r>
-      <w:proofErr w:type="spellEnd"/>
-      <w:r>
-        <w:t xml:space="preserve"> </w:t>
-      </w:r>
-      <w:proofErr w:type="spellStart"/>
-      <w:r>
-        <w:t>vestimentare</w:t>
-      </w:r>
-      <w:proofErr w:type="spellEnd"/>
-      <w:r>
-        <w:t xml:space="preserve">, </w:t>
-      </w:r>
-      <w:proofErr w:type="spellStart"/>
-      <w:r>
-        <w:t>bazat</w:t>
-      </w:r>
-      <w:proofErr w:type="spellEnd"/>
-      <w:r>
-        <w:t xml:space="preserve"> pe </w:t>
-      </w:r>
-      <w:proofErr w:type="spellStart"/>
+        <w:t xml:space="preserve"> pentru "outfitul perfect" care caută pentru tine, printre miile de site-uri, produse vestimentare, bazat pe </w:t>
+      </w:r>
       <w:r>
         <w:rPr>
           <w:b/>
           <w:bCs/>
         </w:rPr>
-        <w:t>măsura</w:t>
-      </w:r>
-      <w:proofErr w:type="spellEnd"/>
+        <w:t>măsura și stilul tău</w:t>
+      </w:r>
+      <w:r>
+        <w:t>.</w:t>
+      </w:r>
+    </w:p>
+    <w:p>
+      <w:pPr>
+        <w:numPr>
+          <w:ilvl w:val="0"/>
+          <w:numId w:val="1"/>
+        </w:numPr>
+      </w:pPr>
+      <w:r>
+        <w:t xml:space="preserve">Introduci </w:t>
+      </w:r>
       <w:r>
         <w:rPr>
           <w:b/>
           <w:bCs/>
         </w:rPr>
-        <w:t xml:space="preserve"> </w:t>
-      </w:r>
-      <w:proofErr w:type="spellStart"/>
+        <w:t>date despre tine</w:t>
+      </w:r>
+      <w:r>
+        <w:t xml:space="preserve"> (înălțime, greutate, măsuri, poate o poză) și </w:t>
+      </w:r>
       <w:r>
         <w:rPr>
           <w:b/>
           <w:bCs/>
         </w:rPr>
-        <w:t>și</w:t>
-      </w:r>
-      <w:proofErr w:type="spellEnd"/>
-      <w:r>
-        <w:rPr>
-          <w:b/>
-          <w:bCs/>
-        </w:rPr>
-        <w:t xml:space="preserve"> </w:t>
-      </w:r>
-      <w:proofErr w:type="spellStart"/>
-      <w:r>
-        <w:rPr>
-          <w:b/>
-          <w:bCs/>
-        </w:rPr>
-        <w:t>stilul</w:t>
-      </w:r>
-      <w:proofErr w:type="spellEnd"/>
-      <w:r>
-        <w:rPr>
-          <w:b/>
-          <w:bCs/>
-        </w:rPr>
-        <w:t xml:space="preserve"> </w:t>
-      </w:r>
-      <w:proofErr w:type="spellStart"/>
-      <w:r>
-        <w:rPr>
-          <w:b/>
-          <w:bCs/>
-        </w:rPr>
-        <w:t>tău</w:t>
-      </w:r>
-      <w:proofErr w:type="spellEnd"/>
-      <w:r>
-        <w:t>.</w:t>
+        <w:t>stilul tău</w:t>
+      </w:r>
+      <w:r>
+        <w:t xml:space="preserve"> (fie keywords, Pinterest boards sau poze cu outfituri care îți plac).</w:t>
       </w:r>
     </w:p>
     <w:p>
@@ -273,292 +101,14 @@
           <w:numId w:val="1"/>
         </w:numPr>
       </w:pPr>
-      <w:proofErr w:type="spellStart"/>
-      <w:r>
-        <w:t>Introduci</w:t>
-      </w:r>
-      <w:proofErr w:type="spellEnd"/>
-      <w:r>
-        <w:t xml:space="preserve"> </w:t>
-      </w:r>
-      <w:r>
-        <w:rPr>
-          <w:b/>
-          <w:bCs/>
-        </w:rPr>
-        <w:t xml:space="preserve">date </w:t>
-      </w:r>
-      <w:proofErr w:type="spellStart"/>
-      <w:r>
-        <w:rPr>
-          <w:b/>
-          <w:bCs/>
-        </w:rPr>
-        <w:t>despre</w:t>
-      </w:r>
-      <w:proofErr w:type="spellEnd"/>
-      <w:r>
-        <w:rPr>
-          <w:b/>
-          <w:bCs/>
-        </w:rPr>
-        <w:t xml:space="preserve"> tine</w:t>
-      </w:r>
-      <w:r>
-        <w:t xml:space="preserve"> (</w:t>
-      </w:r>
-      <w:proofErr w:type="spellStart"/>
-      <w:r>
-        <w:t>înălțime</w:t>
-      </w:r>
-      <w:proofErr w:type="spellEnd"/>
-      <w:r>
-        <w:t xml:space="preserve">, </w:t>
-      </w:r>
-      <w:proofErr w:type="spellStart"/>
-      <w:r>
-        <w:t>greutate</w:t>
-      </w:r>
-      <w:proofErr w:type="spellEnd"/>
-      <w:r>
-        <w:t xml:space="preserve">, </w:t>
-      </w:r>
-      <w:proofErr w:type="spellStart"/>
-      <w:r>
-        <w:t>măsuri</w:t>
-      </w:r>
-      <w:proofErr w:type="spellEnd"/>
-      <w:r>
-        <w:t xml:space="preserve">, </w:t>
-      </w:r>
-      <w:proofErr w:type="spellStart"/>
-      <w:r>
-        <w:t>poate</w:t>
-      </w:r>
-      <w:proofErr w:type="spellEnd"/>
-      <w:r>
-        <w:t xml:space="preserve"> o </w:t>
-      </w:r>
-      <w:proofErr w:type="spellStart"/>
-      <w:r>
-        <w:t>poză</w:t>
-      </w:r>
-      <w:proofErr w:type="spellEnd"/>
-      <w:r>
-        <w:t xml:space="preserve">) </w:t>
-      </w:r>
-      <w:proofErr w:type="spellStart"/>
-      <w:r>
-        <w:t>și</w:t>
-      </w:r>
-      <w:proofErr w:type="spellEnd"/>
-      <w:r>
-        <w:t xml:space="preserve"> </w:t>
-      </w:r>
-      <w:proofErr w:type="spellStart"/>
-      <w:r>
-        <w:rPr>
-          <w:b/>
-          <w:bCs/>
-        </w:rPr>
-        <w:t>stilul</w:t>
-      </w:r>
-      <w:proofErr w:type="spellEnd"/>
-      <w:r>
-        <w:rPr>
-          <w:b/>
-          <w:bCs/>
-        </w:rPr>
-        <w:t xml:space="preserve"> </w:t>
-      </w:r>
-      <w:proofErr w:type="spellStart"/>
-      <w:r>
-        <w:rPr>
-          <w:b/>
-          <w:bCs/>
-        </w:rPr>
-        <w:t>tău</w:t>
-      </w:r>
-      <w:proofErr w:type="spellEnd"/>
-      <w:r>
-        <w:t xml:space="preserve"> (fie keywords, Pinterest boards </w:t>
-      </w:r>
-      <w:proofErr w:type="spellStart"/>
-      <w:r>
-        <w:t>sau</w:t>
-      </w:r>
-      <w:proofErr w:type="spellEnd"/>
-      <w:r>
-        <w:t xml:space="preserve"> </w:t>
-      </w:r>
-      <w:proofErr w:type="spellStart"/>
-      <w:r>
-        <w:t>poze</w:t>
-      </w:r>
-      <w:proofErr w:type="spellEnd"/>
-      <w:r>
-        <w:t xml:space="preserve"> cu </w:t>
-      </w:r>
-      <w:proofErr w:type="spellStart"/>
-      <w:r>
-        <w:t>outfituri</w:t>
-      </w:r>
-      <w:proofErr w:type="spellEnd"/>
-      <w:r>
-        <w:t xml:space="preserve"> care </w:t>
-      </w:r>
-      <w:proofErr w:type="spellStart"/>
-      <w:r>
-        <w:t>îți</w:t>
-      </w:r>
-      <w:proofErr w:type="spellEnd"/>
-      <w:r>
-        <w:t xml:space="preserve"> </w:t>
-      </w:r>
-      <w:proofErr w:type="spellStart"/>
-      <w:r>
-        <w:t>plac</w:t>
-      </w:r>
-      <w:proofErr w:type="spellEnd"/>
-      <w:r>
-        <w:t>).</w:t>
+      <w:r>
+        <w:t>Pe site apar produsele de pe toate siturile magazinelor, adaugi in cos si se face comanda automat prin site ul nostru, completand astfel doar un form in loc de mai multe.</w:t>
       </w:r>
     </w:p>
     <w:p>
-      <w:pPr>
-        <w:numPr>
-          <w:ilvl w:val="0"/>
-          <w:numId w:val="1"/>
-        </w:numPr>
-      </w:pPr>
-      <w:r>
-        <w:t xml:space="preserve">Pe site apar </w:t>
-      </w:r>
-      <w:proofErr w:type="spellStart"/>
-      <w:r>
-        <w:t>produsele</w:t>
-      </w:r>
-      <w:proofErr w:type="spellEnd"/>
-      <w:r>
-        <w:t xml:space="preserve"> de pe </w:t>
-      </w:r>
-      <w:proofErr w:type="spellStart"/>
-      <w:r>
-        <w:t>toate</w:t>
-      </w:r>
-      <w:proofErr w:type="spellEnd"/>
-      <w:r>
-        <w:t xml:space="preserve"> </w:t>
-      </w:r>
-      <w:proofErr w:type="spellStart"/>
-      <w:r>
-        <w:t>siturile</w:t>
-      </w:r>
-      <w:proofErr w:type="spellEnd"/>
-      <w:r>
-        <w:t xml:space="preserve"> </w:t>
-      </w:r>
-      <w:proofErr w:type="spellStart"/>
-      <w:r>
-        <w:t>magazinelor</w:t>
-      </w:r>
-      <w:proofErr w:type="spellEnd"/>
-      <w:r>
-        <w:t xml:space="preserve">, </w:t>
-      </w:r>
-      <w:proofErr w:type="spellStart"/>
-      <w:r>
-        <w:t>adaugi</w:t>
-      </w:r>
-      <w:proofErr w:type="spellEnd"/>
-      <w:r>
-        <w:t xml:space="preserve"> in cos </w:t>
-      </w:r>
-      <w:proofErr w:type="spellStart"/>
-      <w:r>
-        <w:t>si</w:t>
-      </w:r>
-      <w:proofErr w:type="spellEnd"/>
-      <w:r>
-        <w:t xml:space="preserve"> se face </w:t>
-      </w:r>
-      <w:proofErr w:type="spellStart"/>
-      <w:r>
-        <w:t>comanda</w:t>
-      </w:r>
-      <w:proofErr w:type="spellEnd"/>
-      <w:r>
-        <w:t xml:space="preserve"> automat </w:t>
-      </w:r>
-      <w:proofErr w:type="spellStart"/>
-      <w:r>
-        <w:t>prin</w:t>
-      </w:r>
-      <w:proofErr w:type="spellEnd"/>
-      <w:r>
-        <w:t xml:space="preserve"> site ul </w:t>
-      </w:r>
-      <w:proofErr w:type="spellStart"/>
-      <w:r>
-        <w:t>nostru</w:t>
-      </w:r>
-      <w:proofErr w:type="spellEnd"/>
-      <w:r>
-        <w:t xml:space="preserve">, </w:t>
-      </w:r>
-      <w:proofErr w:type="spellStart"/>
-      <w:r>
-        <w:t>completand</w:t>
-      </w:r>
-      <w:proofErr w:type="spellEnd"/>
-      <w:r>
-        <w:t xml:space="preserve"> </w:t>
-      </w:r>
-      <w:proofErr w:type="spellStart"/>
-      <w:r>
-        <w:t>astfel</w:t>
-      </w:r>
-      <w:proofErr w:type="spellEnd"/>
-      <w:r>
-        <w:t xml:space="preserve"> </w:t>
-      </w:r>
-      <w:proofErr w:type="spellStart"/>
-      <w:r>
-        <w:t>doar</w:t>
-      </w:r>
-      <w:proofErr w:type="spellEnd"/>
-      <w:r>
-        <w:t xml:space="preserve"> </w:t>
-      </w:r>
-      <w:proofErr w:type="gramStart"/>
-      <w:r>
-        <w:t>un form</w:t>
-      </w:r>
-      <w:proofErr w:type="gramEnd"/>
-      <w:r>
-        <w:t xml:space="preserve"> in loc de </w:t>
-      </w:r>
-      <w:proofErr w:type="spellStart"/>
-      <w:r>
-        <w:t>mai</w:t>
-      </w:r>
-      <w:proofErr w:type="spellEnd"/>
-      <w:r>
-        <w:t xml:space="preserve"> </w:t>
-      </w:r>
-      <w:proofErr w:type="spellStart"/>
-      <w:r>
-        <w:t>multe</w:t>
-      </w:r>
-      <w:proofErr w:type="spellEnd"/>
-      <w:r>
-        <w:t>.</w:t>
-      </w:r>
-    </w:p>
-    <w:p>
       <w:r>
         <w:pict w14:anchorId="2A171826">
-          <v:rect id="_x0000_i1037" style="width:0;height:1.5pt" o:hralign="center" o:hrstd="t" o:hr="t" fillcolor="#a0a0a0" stroked="f"/>
+          <v:rect id="_x0000_i1025" style="width:0;height:1.5pt" o:hralign="center" o:hrstd="t" o:hr="t" fillcolor="#a0a0a0" stroked="f"/>
         </w:pict>
       </w:r>
     </w:p>
@@ -584,61 +134,8 @@
           <w:numId w:val="2"/>
         </w:numPr>
       </w:pPr>
-      <w:proofErr w:type="spellStart"/>
-      <w:r>
-        <w:t>Încarci</w:t>
-      </w:r>
-      <w:proofErr w:type="spellEnd"/>
-      <w:r>
-        <w:t xml:space="preserve"> </w:t>
-      </w:r>
-      <w:proofErr w:type="spellStart"/>
-      <w:r>
-        <w:t>poză</w:t>
-      </w:r>
-      <w:proofErr w:type="spellEnd"/>
-      <w:r>
-        <w:t xml:space="preserve"> cu un outfit </w:t>
-      </w:r>
-      <w:proofErr w:type="spellStart"/>
-      <w:r>
-        <w:t>și</w:t>
-      </w:r>
-      <w:proofErr w:type="spellEnd"/>
-      <w:r>
-        <w:t xml:space="preserve"> </w:t>
-      </w:r>
-      <w:proofErr w:type="spellStart"/>
-      <w:r>
-        <w:t>găsește</w:t>
-      </w:r>
-      <w:proofErr w:type="spellEnd"/>
-      <w:r>
-        <w:t xml:space="preserve"> de </w:t>
-      </w:r>
-      <w:proofErr w:type="spellStart"/>
-      <w:r>
-        <w:t>unde</w:t>
-      </w:r>
-      <w:proofErr w:type="spellEnd"/>
-      <w:r>
-        <w:t xml:space="preserve"> </w:t>
-      </w:r>
-      <w:proofErr w:type="spellStart"/>
-      <w:r>
-        <w:t>poți</w:t>
-      </w:r>
-      <w:proofErr w:type="spellEnd"/>
-      <w:r>
-        <w:t xml:space="preserve"> </w:t>
-      </w:r>
-      <w:proofErr w:type="spellStart"/>
-      <w:r>
-        <w:t>cumpăra</w:t>
-      </w:r>
-      <w:proofErr w:type="spellEnd"/>
-      <w:r>
-        <w:t>.</w:t>
+      <w:r>
+        <w:t>Încarci poză cu un outfit și găsește de unde poți cumpăra.</w:t>
       </w:r>
     </w:p>
     <w:p>
@@ -656,29 +153,19 @@
         <w:t>Avatar</w:t>
       </w:r>
       <w:r>
-        <w:t xml:space="preserve"> $\</w:t>
-      </w:r>
-      <w:proofErr w:type="spellStart"/>
-      <w:r>
-        <w:t>rightarrow</w:t>
-      </w:r>
-      <w:proofErr w:type="spellEnd"/>
-      <w:r>
-        <w:t xml:space="preserve">$ preview cu </w:t>
-      </w:r>
-      <w:proofErr w:type="spellStart"/>
-      <w:r>
-        <w:t>haine</w:t>
-      </w:r>
-      <w:proofErr w:type="spellEnd"/>
-      <w:r>
-        <w:t xml:space="preserve"> pe avatar.</w:t>
+        <w:t xml:space="preserve"> </w:t>
+      </w:r>
+      <w:r>
+        <w:t>-&gt;</w:t>
+      </w:r>
+      <w:r>
+        <w:t>preview cu haine pe avatar.</w:t>
       </w:r>
     </w:p>
     <w:p>
       <w:r>
         <w:pict w14:anchorId="53064584">
-          <v:rect id="_x0000_i1038" style="width:0;height:1.5pt" o:hralign="center" o:hrstd="t" o:hr="t" fillcolor="#a0a0a0" stroked="f"/>
+          <v:rect id="_x0000_i1026" style="width:0;height:1.5pt" o:hralign="center" o:hrstd="t" o:hr="t" fillcolor="#a0a0a0" stroked="f"/>
         </w:pict>
       </w:r>
     </w:p>
@@ -689,31 +176,13 @@
           <w:bCs/>
         </w:rPr>
       </w:pPr>
-      <w:proofErr w:type="spellStart"/>
       <w:r>
         <w:rPr>
           <w:b/>
           <w:bCs/>
         </w:rPr>
-        <w:t>Evangheliști</w:t>
-      </w:r>
-      <w:proofErr w:type="spellEnd"/>
-      <w:r>
-        <w:rPr>
-          <w:b/>
-          <w:bCs/>
-        </w:rPr>
-        <w:t xml:space="preserve">: </w:t>
-      </w:r>
-      <w:proofErr w:type="spellStart"/>
-      <w:r>
-        <w:rPr>
-          <w:b/>
-          <w:bCs/>
-        </w:rPr>
-        <w:t>Influenceri</w:t>
-      </w:r>
-      <w:proofErr w:type="spellEnd"/>
+        <w:t>Evangheliști: Influenceri</w:t>
+      </w:r>
     </w:p>
     <w:p>
       <w:pPr>
@@ -722,29 +191,8 @@
           <w:numId w:val="3"/>
         </w:numPr>
       </w:pPr>
-      <w:proofErr w:type="spellStart"/>
-      <w:r>
-        <w:t>Țin</w:t>
-      </w:r>
-      <w:proofErr w:type="spellEnd"/>
-      <w:r>
-        <w:t xml:space="preserve"> </w:t>
-      </w:r>
-      <w:proofErr w:type="spellStart"/>
-      <w:r>
-        <w:t>mult</w:t>
-      </w:r>
-      <w:proofErr w:type="spellEnd"/>
-      <w:r>
-        <w:t xml:space="preserve"> la </w:t>
-      </w:r>
-      <w:proofErr w:type="spellStart"/>
-      <w:r>
-        <w:t>aspectul</w:t>
-      </w:r>
-      <w:proofErr w:type="spellEnd"/>
-      <w:r>
-        <w:t xml:space="preserve"> lor.</w:t>
+      <w:r>
+        <w:t>Țin mult la aspectul lor.</w:t>
       </w:r>
     </w:p>
     <w:p>
@@ -755,23 +203,7 @@
         </w:numPr>
       </w:pPr>
       <w:r>
-        <w:t xml:space="preserve">Au bani, </w:t>
-      </w:r>
-      <w:proofErr w:type="spellStart"/>
-      <w:r>
-        <w:t>dar</w:t>
-      </w:r>
-      <w:proofErr w:type="spellEnd"/>
-      <w:r>
-        <w:t xml:space="preserve"> nu </w:t>
-      </w:r>
-      <w:proofErr w:type="spellStart"/>
-      <w:r>
-        <w:t>destul</w:t>
-      </w:r>
-      <w:proofErr w:type="spellEnd"/>
-      <w:r>
-        <w:t xml:space="preserve"> pt. un personal stylist.</w:t>
+        <w:t>Au bani, dar nu destul pt. un personal stylist.</w:t>
       </w:r>
     </w:p>
     <w:p>
@@ -782,242 +214,27 @@
         </w:numPr>
       </w:pPr>
       <w:r>
-        <w:t>Le-</w:t>
-      </w:r>
-      <w:proofErr w:type="spellStart"/>
-      <w:r>
-        <w:t>ar</w:t>
-      </w:r>
-      <w:proofErr w:type="spellEnd"/>
-      <w:r>
-        <w:t xml:space="preserve"> </w:t>
-      </w:r>
-      <w:proofErr w:type="spellStart"/>
-      <w:r>
-        <w:t>salva</w:t>
-      </w:r>
-      <w:proofErr w:type="spellEnd"/>
-      <w:r>
-        <w:t xml:space="preserve"> </w:t>
-      </w:r>
-      <w:proofErr w:type="spellStart"/>
-      <w:r>
-        <w:t>mult</w:t>
-      </w:r>
-      <w:proofErr w:type="spellEnd"/>
-      <w:r>
-        <w:t xml:space="preserve"> </w:t>
-      </w:r>
-      <w:proofErr w:type="spellStart"/>
-      <w:r>
-        <w:t>timp.</w:t>
-      </w:r>
-      <w:proofErr w:type="spellEnd"/>
+        <w:t>Le-ar salva mult timp.</w:t>
+      </w:r>
     </w:p>
     <w:p>
-      <w:proofErr w:type="spellStart"/>
-      <w:r>
-        <w:t>Folosim</w:t>
-      </w:r>
-      <w:proofErr w:type="spellEnd"/>
-      <w:r>
-        <w:t xml:space="preserve"> un agent AI </w:t>
-      </w:r>
-      <w:proofErr w:type="gramStart"/>
-      <w:r>
-        <w:t>care</w:t>
-      </w:r>
-      <w:proofErr w:type="gramEnd"/>
-      <w:r>
-        <w:t xml:space="preserve"> </w:t>
-      </w:r>
-      <w:proofErr w:type="spellStart"/>
-      <w:r>
-        <w:t>sa</w:t>
-      </w:r>
-      <w:proofErr w:type="spellEnd"/>
-      <w:r>
-        <w:t xml:space="preserve"> stie site </w:t>
-      </w:r>
-      <w:proofErr w:type="spellStart"/>
-      <w:r>
-        <w:t>uri</w:t>
-      </w:r>
-      <w:proofErr w:type="spellEnd"/>
-      <w:r>
-        <w:t xml:space="preserve"> </w:t>
-      </w:r>
-      <w:proofErr w:type="spellStart"/>
-      <w:r>
-        <w:t>unde</w:t>
-      </w:r>
-      <w:proofErr w:type="spellEnd"/>
-      <w:r>
-        <w:t xml:space="preserve"> sunt </w:t>
-      </w:r>
-      <w:proofErr w:type="spellStart"/>
-      <w:r>
-        <w:t>haine</w:t>
-      </w:r>
-      <w:proofErr w:type="spellEnd"/>
-      <w:r>
-        <w:t xml:space="preserve">. </w:t>
-      </w:r>
-      <w:proofErr w:type="spellStart"/>
-      <w:r>
-        <w:t>Incarci</w:t>
-      </w:r>
-      <w:proofErr w:type="spellEnd"/>
-      <w:r>
-        <w:t xml:space="preserve"> </w:t>
-      </w:r>
-      <w:proofErr w:type="spellStart"/>
-      <w:r>
-        <w:t>poza</w:t>
-      </w:r>
-      <w:proofErr w:type="spellEnd"/>
-      <w:r>
-        <w:t xml:space="preserve"> cu tine </w:t>
-      </w:r>
-      <w:proofErr w:type="spellStart"/>
-      <w:r>
-        <w:t>si</w:t>
-      </w:r>
-      <w:proofErr w:type="spellEnd"/>
-      <w:r>
-        <w:t xml:space="preserve"> apar </w:t>
-      </w:r>
-      <w:proofErr w:type="spellStart"/>
-      <w:r>
-        <w:t>hainele</w:t>
-      </w:r>
-      <w:proofErr w:type="spellEnd"/>
-      <w:r>
-        <w:t xml:space="preserve"> pe avatar. </w:t>
+      <w:r>
+        <w:t xml:space="preserve">Folosim un agent AI care sa stie site uri unde sunt haine. Incarci poza cu tine si apar hainele pe avatar. </w:t>
       </w:r>
     </w:p>
     <w:p>
       <w:r>
-        <w:t xml:space="preserve">La </w:t>
-      </w:r>
-      <w:proofErr w:type="spellStart"/>
-      <w:r>
-        <w:t>fiecare</w:t>
-      </w:r>
-      <w:proofErr w:type="spellEnd"/>
-      <w:r>
-        <w:t xml:space="preserve"> </w:t>
-      </w:r>
-      <w:proofErr w:type="spellStart"/>
-      <w:r>
-        <w:t>comanda</w:t>
-      </w:r>
-      <w:proofErr w:type="spellEnd"/>
-      <w:r>
-        <w:t xml:space="preserve"> se </w:t>
-      </w:r>
-      <w:proofErr w:type="spellStart"/>
-      <w:r>
-        <w:t>adauga</w:t>
-      </w:r>
-      <w:proofErr w:type="spellEnd"/>
-      <w:r>
-        <w:t xml:space="preserve"> un fee. </w:t>
-      </w:r>
-      <w:proofErr w:type="spellStart"/>
-      <w:r>
-        <w:t>Acest</w:t>
-      </w:r>
-      <w:proofErr w:type="spellEnd"/>
-      <w:r>
-        <w:t xml:space="preserve"> fee </w:t>
-      </w:r>
-      <w:proofErr w:type="gramStart"/>
-      <w:r>
-        <w:t>include</w:t>
-      </w:r>
-      <w:proofErr w:type="gramEnd"/>
-      <w:r>
-        <w:t xml:space="preserve"> </w:t>
-      </w:r>
-      <w:proofErr w:type="spellStart"/>
-      <w:r>
-        <w:t>cautarea</w:t>
-      </w:r>
-      <w:proofErr w:type="spellEnd"/>
-      <w:r>
-        <w:t xml:space="preserve"> </w:t>
-      </w:r>
-      <w:proofErr w:type="spellStart"/>
-      <w:r>
-        <w:t>personalizata</w:t>
-      </w:r>
-      <w:proofErr w:type="spellEnd"/>
-      <w:r>
-        <w:t xml:space="preserve"> </w:t>
-      </w:r>
-      <w:proofErr w:type="spellStart"/>
-      <w:r>
-        <w:t>si</w:t>
-      </w:r>
-      <w:proofErr w:type="spellEnd"/>
-      <w:r>
-        <w:t xml:space="preserve"> </w:t>
-      </w:r>
-      <w:proofErr w:type="spellStart"/>
-      <w:r>
-        <w:t>comanda</w:t>
-      </w:r>
-      <w:proofErr w:type="spellEnd"/>
-      <w:r>
-        <w:t xml:space="preserve"> automata. </w:t>
+        <w:t xml:space="preserve">La fiecare comanda se adauga un fee. Acest fee include cautarea personalizata si comanda automata. </w:t>
       </w:r>
     </w:p>
     <w:p>
-      <w:proofErr w:type="spellStart"/>
-      <w:r>
-        <w:t>Dealuri</w:t>
-      </w:r>
-      <w:proofErr w:type="spellEnd"/>
-      <w:r>
-        <w:t xml:space="preserve"> exclusive </w:t>
-      </w:r>
-      <w:proofErr w:type="spellStart"/>
-      <w:r>
-        <w:t>speciale</w:t>
-      </w:r>
-      <w:proofErr w:type="spellEnd"/>
-      <w:r>
-        <w:t xml:space="preserve"> </w:t>
-      </w:r>
-      <w:proofErr w:type="spellStart"/>
-      <w:r>
-        <w:t>doar</w:t>
-      </w:r>
-      <w:proofErr w:type="spellEnd"/>
-      <w:r>
-        <w:t xml:space="preserve"> la </w:t>
-      </w:r>
-      <w:proofErr w:type="spellStart"/>
-      <w:r>
-        <w:t>noi</w:t>
-      </w:r>
-      <w:proofErr w:type="spellEnd"/>
-      <w:r>
-        <w:t xml:space="preserve"> pe site.</w:t>
+      <w:r>
+        <w:t>Dealuri exclusive speciale doar la noi pe site.</w:t>
       </w:r>
     </w:p>
     <w:p>
       <w:r>
-        <w:t xml:space="preserve">Ce </w:t>
-      </w:r>
-      <w:proofErr w:type="spellStart"/>
-      <w:r>
-        <w:t>folosim</w:t>
-      </w:r>
-      <w:proofErr w:type="spellEnd"/>
-      <w:r>
-        <w:t>:</w:t>
+        <w:t>Ce folosim:</w:t>
       </w:r>
     </w:p>
     <w:p>
@@ -1029,56 +246,11 @@
         </w:numPr>
       </w:pPr>
       <w:r>
-        <w:t xml:space="preserve"> </w:t>
-      </w:r>
-      <w:proofErr w:type="spellStart"/>
-      <w:r>
-        <w:t>Confy</w:t>
-      </w:r>
-      <w:proofErr w:type="spellEnd"/>
-      <w:r>
-        <w:t xml:space="preserve"> (endpoint)</w:t>
-      </w:r>
-      <w:r>
-        <w:t xml:space="preserve">-&gt; </w:t>
-      </w:r>
-      <w:proofErr w:type="spellStart"/>
-      <w:r>
-        <w:t>faci</w:t>
-      </w:r>
-      <w:proofErr w:type="spellEnd"/>
-      <w:r>
-        <w:t xml:space="preserve"> flow care </w:t>
-      </w:r>
-      <w:proofErr w:type="spellStart"/>
-      <w:r>
-        <w:t>sa</w:t>
-      </w:r>
-      <w:proofErr w:type="spellEnd"/>
-      <w:r>
-        <w:t xml:space="preserve"> </w:t>
-      </w:r>
-      <w:proofErr w:type="spellStart"/>
-      <w:r>
-        <w:t>genereze</w:t>
-      </w:r>
-      <w:proofErr w:type="spellEnd"/>
-      <w:r>
-        <w:t xml:space="preserve"> din </w:t>
-      </w:r>
-      <w:proofErr w:type="spellStart"/>
-      <w:r>
-        <w:t>imagini</w:t>
-      </w:r>
-      <w:proofErr w:type="spellEnd"/>
-      <w:r>
-        <w:t xml:space="preserve"> pe care I le </w:t>
-      </w:r>
-      <w:proofErr w:type="spellStart"/>
-      <w:r>
-        <w:t>dai</w:t>
-      </w:r>
-      <w:proofErr w:type="spellEnd"/>
+        <w:t xml:space="preserve"> Confy (endpoint)</w:t>
+      </w:r>
+      <w:r>
+        <w:t>-&gt; faci flow care sa genereze din imagini pe care I le dai</w:t>
+      </w:r>
     </w:p>
     <w:p>
       <w:pPr>
@@ -1089,29 +261,8 @@
         </w:numPr>
       </w:pPr>
       <w:r>
-        <w:t xml:space="preserve">API </w:t>
-      </w:r>
-      <w:proofErr w:type="spellStart"/>
-      <w:r>
-        <w:t>unde</w:t>
-      </w:r>
-      <w:proofErr w:type="spellEnd"/>
-      <w:r>
-        <w:t xml:space="preserve"> am DB cu </w:t>
-      </w:r>
-      <w:proofErr w:type="spellStart"/>
-      <w:r>
-        <w:t>haine</w:t>
-      </w:r>
-      <w:proofErr w:type="spellEnd"/>
-      <w:r>
-        <w:t xml:space="preserve"> de pe </w:t>
-      </w:r>
-      <w:proofErr w:type="spellStart"/>
-      <w:r>
-        <w:t>siteuri</w:t>
-      </w:r>
-      <w:proofErr w:type="spellEnd"/>
+        <w:t>API unde am DB cu haine de pe siteuri</w:t>
+      </w:r>
     </w:p>
     <w:p>
       <w:pPr>
@@ -1122,15 +273,7 @@
         </w:numPr>
       </w:pPr>
       <w:r>
-        <w:t xml:space="preserve">Scrapping </w:t>
-      </w:r>
-      <w:proofErr w:type="spellStart"/>
-      <w:r>
-        <w:t>o</w:t>
-      </w:r>
-      <w:proofErr w:type="spellEnd"/>
-      <w:r>
-        <w:t xml:space="preserve"> data pe zi</w:t>
+        <w:t>Scrapping o data pe zi</w:t>
       </w:r>
     </w:p>
     <w:sectPr>
@@ -2322,6 +1465,7 @@
   <w:style w:type="character" w:default="1" w:styleId="DefaultParagraphFont">
     <w:name w:val="Default Paragraph Font"/>
     <w:uiPriority w:val="1"/>
+    <w:semiHidden/>
     <w:unhideWhenUsed/>
   </w:style>
   <w:style w:type="table" w:default="1" w:styleId="TableNormal">

--- a/Personal Stylist.docx
+++ b/Personal Stylist.docx
@@ -60,6 +60,13 @@
         <w:t>măsura și stilul tău</w:t>
       </w:r>
       <w:r>
+        <w:rPr>
+          <w:b/>
+          <w:bCs/>
+        </w:rPr>
+        <w:t xml:space="preserve"> frumos</w:t>
+      </w:r>
+      <w:r>
         <w:t>.</w:t>
       </w:r>
     </w:p>
@@ -100,8 +107,14 @@
           <w:ilvl w:val="0"/>
           <w:numId w:val="1"/>
         </w:numPr>
-      </w:pPr>
-      <w:r>
+        <w:rPr>
+          <w:lang w:val="pt-BR"/>
+        </w:rPr>
+      </w:pPr>
+      <w:r>
+        <w:rPr>
+          <w:lang w:val="pt-BR"/>
+        </w:rPr>
         <w:t>Pe site apar produsele de pe toate siturile magazinelor, adaugi in cos si se face comanda automat prin site ul nostru, completand astfel doar un form in loc de mai multe.</w:t>
       </w:r>
     </w:p>
@@ -201,8 +214,14 @@
           <w:ilvl w:val="0"/>
           <w:numId w:val="3"/>
         </w:numPr>
-      </w:pPr>
-      <w:r>
+        <w:rPr>
+          <w:lang w:val="pt-BR"/>
+        </w:rPr>
+      </w:pPr>
+      <w:r>
+        <w:rPr>
+          <w:lang w:val="pt-BR"/>
+        </w:rPr>
         <w:t>Au bani, dar nu destul pt. un personal stylist.</w:t>
       </w:r>
     </w:p>
@@ -212,23 +231,56 @@
           <w:ilvl w:val="0"/>
           <w:numId w:val="3"/>
         </w:numPr>
-      </w:pPr>
-      <w:r>
+        <w:rPr>
+          <w:lang w:val="pt-BR"/>
+        </w:rPr>
+      </w:pPr>
+      <w:r>
+        <w:rPr>
+          <w:lang w:val="pt-BR"/>
+        </w:rPr>
         <w:t>Le-ar salva mult timp.</w:t>
       </w:r>
     </w:p>
     <w:p>
-      <w:r>
-        <w:t xml:space="preserve">Folosim un agent AI care sa stie site uri unde sunt haine. Incarci poza cu tine si apar hainele pe avatar. </w:t>
+      <w:pPr>
+        <w:rPr>
+          <w:lang w:val="pt-BR"/>
+        </w:rPr>
+      </w:pPr>
+      <w:r>
+        <w:t xml:space="preserve">Folosim un agent AI care sa stie site uri unde sunt haine. </w:t>
+      </w:r>
+      <w:r>
+        <w:rPr>
+          <w:lang w:val="pt-BR"/>
+        </w:rPr>
+        <w:t xml:space="preserve">Incarci poza cu tine si apar hainele pe avatar. </w:t>
       </w:r>
     </w:p>
     <w:p>
-      <w:r>
+      <w:pPr>
+        <w:rPr>
+          <w:lang w:val="pt-BR"/>
+        </w:rPr>
+      </w:pPr>
+      <w:r>
+        <w:rPr>
+          <w:lang w:val="pt-BR"/>
+        </w:rPr>
         <w:t xml:space="preserve">La fiecare comanda se adauga un fee. Acest fee include cautarea personalizata si comanda automata. </w:t>
       </w:r>
     </w:p>
     <w:p>
-      <w:r>
+      <w:pPr>
+        <w:rPr>
+          <w:lang w:val="pt-BR"/>
+        </w:rPr>
+      </w:pPr>
+      <w:r>
+        <w:rPr>
+          <w:lang w:val="pt-BR"/>
+        </w:rPr>
         <w:t>Dealuri exclusive speciale doar la noi pe site.</w:t>
       </w:r>
     </w:p>

--- a/Personal Stylist.docx
+++ b/Personal Stylist.docx
@@ -24,12 +24,85 @@
           <w:numId w:val="1"/>
         </w:numPr>
       </w:pPr>
-      <w:r>
-        <w:rPr>
-          <w:b/>
-          <w:bCs/>
-        </w:rPr>
-        <w:t>Cât timp pierzi căutând outfitul perfect?</w:t>
+      <w:proofErr w:type="spellStart"/>
+      <w:r>
+        <w:rPr>
+          <w:b/>
+          <w:bCs/>
+        </w:rPr>
+        <w:t>Cât</w:t>
+      </w:r>
+      <w:proofErr w:type="spellEnd"/>
+      <w:r>
+        <w:rPr>
+          <w:b/>
+          <w:bCs/>
+        </w:rPr>
+        <w:t xml:space="preserve"> </w:t>
+      </w:r>
+      <w:proofErr w:type="spellStart"/>
+      <w:r>
+        <w:rPr>
+          <w:b/>
+          <w:bCs/>
+        </w:rPr>
+        <w:t>timp</w:t>
+      </w:r>
+      <w:proofErr w:type="spellEnd"/>
+      <w:r>
+        <w:rPr>
+          <w:b/>
+          <w:bCs/>
+        </w:rPr>
+        <w:t xml:space="preserve"> </w:t>
+      </w:r>
+      <w:proofErr w:type="spellStart"/>
+      <w:r>
+        <w:rPr>
+          <w:b/>
+          <w:bCs/>
+        </w:rPr>
+        <w:t>pierzi</w:t>
+      </w:r>
+      <w:proofErr w:type="spellEnd"/>
+      <w:r>
+        <w:rPr>
+          <w:b/>
+          <w:bCs/>
+        </w:rPr>
+        <w:t xml:space="preserve"> </w:t>
+      </w:r>
+      <w:proofErr w:type="spellStart"/>
+      <w:r>
+        <w:rPr>
+          <w:b/>
+          <w:bCs/>
+        </w:rPr>
+        <w:t>căutând</w:t>
+      </w:r>
+      <w:proofErr w:type="spellEnd"/>
+      <w:r>
+        <w:rPr>
+          <w:b/>
+          <w:bCs/>
+        </w:rPr>
+        <w:t xml:space="preserve"> </w:t>
+      </w:r>
+      <w:proofErr w:type="spellStart"/>
+      <w:r>
+        <w:rPr>
+          <w:b/>
+          <w:bCs/>
+        </w:rPr>
+        <w:t>outfitul</w:t>
+      </w:r>
+      <w:proofErr w:type="spellEnd"/>
+      <w:r>
+        <w:rPr>
+          <w:b/>
+          <w:bCs/>
+        </w:rPr>
+        <w:t xml:space="preserve"> perfect?</w:t>
       </w:r>
     </w:p>
     <w:p>
@@ -50,23 +123,150 @@
         <w:t>reseller</w:t>
       </w:r>
       <w:r>
-        <w:t xml:space="preserve"> pentru "outfitul perfect" care caută pentru tine, printre miile de site-uri, produse vestimentare, bazat pe </w:t>
-      </w:r>
-      <w:r>
-        <w:rPr>
-          <w:b/>
-          <w:bCs/>
-        </w:rPr>
-        <w:t>măsura și stilul tău</w:t>
-      </w:r>
-      <w:r>
-        <w:rPr>
-          <w:b/>
-          <w:bCs/>
-        </w:rPr>
-        <w:t xml:space="preserve"> frumos</w:t>
-      </w:r>
-      <w:r>
+        <w:t xml:space="preserve"> </w:t>
+      </w:r>
+      <w:proofErr w:type="spellStart"/>
+      <w:r>
+        <w:t>pentru</w:t>
+      </w:r>
+      <w:proofErr w:type="spellEnd"/>
+      <w:r>
+        <w:t xml:space="preserve"> "</w:t>
+      </w:r>
+      <w:proofErr w:type="spellStart"/>
+      <w:r>
+        <w:t>outfitul</w:t>
+      </w:r>
+      <w:proofErr w:type="spellEnd"/>
+      <w:r>
+        <w:t xml:space="preserve"> perfect" care </w:t>
+      </w:r>
+      <w:proofErr w:type="spellStart"/>
+      <w:r>
+        <w:t>caută</w:t>
+      </w:r>
+      <w:proofErr w:type="spellEnd"/>
+      <w:r>
+        <w:t xml:space="preserve"> </w:t>
+      </w:r>
+      <w:proofErr w:type="spellStart"/>
+      <w:r>
+        <w:t>pentru</w:t>
+      </w:r>
+      <w:proofErr w:type="spellEnd"/>
+      <w:r>
+        <w:t xml:space="preserve"> tine, </w:t>
+      </w:r>
+      <w:proofErr w:type="spellStart"/>
+      <w:r>
+        <w:t>printre</w:t>
+      </w:r>
+      <w:proofErr w:type="spellEnd"/>
+      <w:r>
+        <w:t xml:space="preserve"> </w:t>
+      </w:r>
+      <w:proofErr w:type="spellStart"/>
+      <w:r>
+        <w:t>miile</w:t>
+      </w:r>
+      <w:proofErr w:type="spellEnd"/>
+      <w:r>
+        <w:t xml:space="preserve"> de site-</w:t>
+      </w:r>
+      <w:proofErr w:type="spellStart"/>
+      <w:r>
+        <w:t>uri</w:t>
+      </w:r>
+      <w:proofErr w:type="spellEnd"/>
+      <w:r>
+        <w:t xml:space="preserve">, </w:t>
+      </w:r>
+      <w:proofErr w:type="spellStart"/>
+      <w:r>
+        <w:t>produse</w:t>
+      </w:r>
+      <w:proofErr w:type="spellEnd"/>
+      <w:r>
+        <w:t xml:space="preserve"> </w:t>
+      </w:r>
+      <w:proofErr w:type="spellStart"/>
+      <w:r>
+        <w:t>vestimentare</w:t>
+      </w:r>
+      <w:proofErr w:type="spellEnd"/>
+      <w:r>
+        <w:t xml:space="preserve">, </w:t>
+      </w:r>
+      <w:proofErr w:type="spellStart"/>
+      <w:r>
+        <w:t>bazat</w:t>
+      </w:r>
+      <w:proofErr w:type="spellEnd"/>
+      <w:r>
+        <w:t xml:space="preserve"> pe </w:t>
+      </w:r>
+      <w:proofErr w:type="spellStart"/>
+      <w:r>
+        <w:rPr>
+          <w:b/>
+          <w:bCs/>
+        </w:rPr>
+        <w:t>măsura</w:t>
+      </w:r>
+      <w:proofErr w:type="spellEnd"/>
+      <w:r>
+        <w:rPr>
+          <w:b/>
+          <w:bCs/>
+        </w:rPr>
+        <w:t xml:space="preserve"> </w:t>
+      </w:r>
+      <w:proofErr w:type="spellStart"/>
+      <w:r>
+        <w:rPr>
+          <w:b/>
+          <w:bCs/>
+        </w:rPr>
+        <w:t>și</w:t>
+      </w:r>
+      <w:proofErr w:type="spellEnd"/>
+      <w:r>
+        <w:rPr>
+          <w:b/>
+          <w:bCs/>
+        </w:rPr>
+        <w:t xml:space="preserve"> </w:t>
+      </w:r>
+      <w:proofErr w:type="spellStart"/>
+      <w:r>
+        <w:rPr>
+          <w:b/>
+          <w:bCs/>
+        </w:rPr>
+        <w:t>stilul</w:t>
+      </w:r>
+      <w:proofErr w:type="spellEnd"/>
+      <w:r>
+        <w:rPr>
+          <w:b/>
+          <w:bCs/>
+        </w:rPr>
+        <w:t xml:space="preserve"> </w:t>
+      </w:r>
+      <w:proofErr w:type="spellStart"/>
+      <w:r>
+        <w:rPr>
+          <w:b/>
+          <w:bCs/>
+        </w:rPr>
+        <w:t>tău</w:t>
+      </w:r>
+      <w:proofErr w:type="spellEnd"/>
+      <w:r>
+        <w:rPr>
+          <w:b/>
+          <w:bCs/>
+        </w:rPr>
         <w:t>.</w:t>
       </w:r>
     </w:p>
@@ -77,28 +277,155 @@
           <w:numId w:val="1"/>
         </w:numPr>
       </w:pPr>
-      <w:r>
-        <w:t xml:space="preserve">Introduci </w:t>
-      </w:r>
-      <w:r>
-        <w:rPr>
-          <w:b/>
-          <w:bCs/>
-        </w:rPr>
-        <w:t>date despre tine</w:t>
-      </w:r>
-      <w:r>
-        <w:t xml:space="preserve"> (înălțime, greutate, măsuri, poate o poză) și </w:t>
-      </w:r>
-      <w:r>
-        <w:rPr>
-          <w:b/>
-          <w:bCs/>
-        </w:rPr>
-        <w:t>stilul tău</w:t>
-      </w:r>
-      <w:r>
-        <w:t xml:space="preserve"> (fie keywords, Pinterest boards sau poze cu outfituri care îți plac).</w:t>
+      <w:proofErr w:type="spellStart"/>
+      <w:r>
+        <w:t>Introduci</w:t>
+      </w:r>
+      <w:proofErr w:type="spellEnd"/>
+      <w:r>
+        <w:t xml:space="preserve"> </w:t>
+      </w:r>
+      <w:r>
+        <w:rPr>
+          <w:b/>
+          <w:bCs/>
+        </w:rPr>
+        <w:t xml:space="preserve">date </w:t>
+      </w:r>
+      <w:proofErr w:type="spellStart"/>
+      <w:r>
+        <w:rPr>
+          <w:b/>
+          <w:bCs/>
+        </w:rPr>
+        <w:t>despre</w:t>
+      </w:r>
+      <w:proofErr w:type="spellEnd"/>
+      <w:r>
+        <w:rPr>
+          <w:b/>
+          <w:bCs/>
+        </w:rPr>
+        <w:t xml:space="preserve"> tine</w:t>
+      </w:r>
+      <w:r>
+        <w:t xml:space="preserve"> (</w:t>
+      </w:r>
+      <w:proofErr w:type="spellStart"/>
+      <w:r>
+        <w:t>înălțime</w:t>
+      </w:r>
+      <w:proofErr w:type="spellEnd"/>
+      <w:r>
+        <w:t xml:space="preserve">, </w:t>
+      </w:r>
+      <w:proofErr w:type="spellStart"/>
+      <w:r>
+        <w:t>greutate</w:t>
+      </w:r>
+      <w:proofErr w:type="spellEnd"/>
+      <w:r>
+        <w:t xml:space="preserve">, </w:t>
+      </w:r>
+      <w:proofErr w:type="spellStart"/>
+      <w:r>
+        <w:t>măsuri</w:t>
+      </w:r>
+      <w:proofErr w:type="spellEnd"/>
+      <w:r>
+        <w:t xml:space="preserve">, </w:t>
+      </w:r>
+      <w:proofErr w:type="spellStart"/>
+      <w:r>
+        <w:t>poate</w:t>
+      </w:r>
+      <w:proofErr w:type="spellEnd"/>
+      <w:r>
+        <w:t xml:space="preserve"> o </w:t>
+      </w:r>
+      <w:proofErr w:type="spellStart"/>
+      <w:r>
+        <w:t>poză</w:t>
+      </w:r>
+      <w:proofErr w:type="spellEnd"/>
+      <w:r>
+        <w:t xml:space="preserve">) </w:t>
+      </w:r>
+      <w:proofErr w:type="spellStart"/>
+      <w:r>
+        <w:t>și</w:t>
+      </w:r>
+      <w:proofErr w:type="spellEnd"/>
+      <w:r>
+        <w:t xml:space="preserve"> </w:t>
+      </w:r>
+      <w:proofErr w:type="spellStart"/>
+      <w:r>
+        <w:rPr>
+          <w:b/>
+          <w:bCs/>
+        </w:rPr>
+        <w:t>stilul</w:t>
+      </w:r>
+      <w:proofErr w:type="spellEnd"/>
+      <w:r>
+        <w:rPr>
+          <w:b/>
+          <w:bCs/>
+        </w:rPr>
+        <w:t xml:space="preserve"> </w:t>
+      </w:r>
+      <w:proofErr w:type="spellStart"/>
+      <w:r>
+        <w:rPr>
+          <w:b/>
+          <w:bCs/>
+        </w:rPr>
+        <w:t>tău</w:t>
+      </w:r>
+      <w:proofErr w:type="spellEnd"/>
+      <w:r>
+        <w:t xml:space="preserve"> (fie keywords, Pinterest boards </w:t>
+      </w:r>
+      <w:proofErr w:type="spellStart"/>
+      <w:r>
+        <w:t>sau</w:t>
+      </w:r>
+      <w:proofErr w:type="spellEnd"/>
+      <w:r>
+        <w:t xml:space="preserve"> </w:t>
+      </w:r>
+      <w:proofErr w:type="spellStart"/>
+      <w:r>
+        <w:t>poze</w:t>
+      </w:r>
+      <w:proofErr w:type="spellEnd"/>
+      <w:r>
+        <w:t xml:space="preserve"> cu </w:t>
+      </w:r>
+      <w:proofErr w:type="spellStart"/>
+      <w:r>
+        <w:t>outfituri</w:t>
+      </w:r>
+      <w:proofErr w:type="spellEnd"/>
+      <w:r>
+        <w:t xml:space="preserve"> care </w:t>
+      </w:r>
+      <w:proofErr w:type="spellStart"/>
+      <w:r>
+        <w:t>îți</w:t>
+      </w:r>
+      <w:proofErr w:type="spellEnd"/>
+      <w:r>
+        <w:t xml:space="preserve"> </w:t>
+      </w:r>
+      <w:proofErr w:type="spellStart"/>
+      <w:r>
+        <w:t>plac</w:t>
+      </w:r>
+      <w:proofErr w:type="spellEnd"/>
+      <w:r>
+        <w:t>).</w:t>
       </w:r>
     </w:p>
     <w:p>
@@ -147,8 +474,61 @@
           <w:numId w:val="2"/>
         </w:numPr>
       </w:pPr>
-      <w:r>
-        <w:t>Încarci poză cu un outfit și găsește de unde poți cumpăra.</w:t>
+      <w:proofErr w:type="spellStart"/>
+      <w:r>
+        <w:t>Încarci</w:t>
+      </w:r>
+      <w:proofErr w:type="spellEnd"/>
+      <w:r>
+        <w:t xml:space="preserve"> </w:t>
+      </w:r>
+      <w:proofErr w:type="spellStart"/>
+      <w:r>
+        <w:t>poză</w:t>
+      </w:r>
+      <w:proofErr w:type="spellEnd"/>
+      <w:r>
+        <w:t xml:space="preserve"> cu un outfit </w:t>
+      </w:r>
+      <w:proofErr w:type="spellStart"/>
+      <w:r>
+        <w:t>și</w:t>
+      </w:r>
+      <w:proofErr w:type="spellEnd"/>
+      <w:r>
+        <w:t xml:space="preserve"> </w:t>
+      </w:r>
+      <w:proofErr w:type="spellStart"/>
+      <w:r>
+        <w:t>găsește</w:t>
+      </w:r>
+      <w:proofErr w:type="spellEnd"/>
+      <w:r>
+        <w:t xml:space="preserve"> de </w:t>
+      </w:r>
+      <w:proofErr w:type="spellStart"/>
+      <w:r>
+        <w:t>unde</w:t>
+      </w:r>
+      <w:proofErr w:type="spellEnd"/>
+      <w:r>
+        <w:t xml:space="preserve"> </w:t>
+      </w:r>
+      <w:proofErr w:type="spellStart"/>
+      <w:r>
+        <w:t>poți</w:t>
+      </w:r>
+      <w:proofErr w:type="spellEnd"/>
+      <w:r>
+        <w:t xml:space="preserve"> </w:t>
+      </w:r>
+      <w:proofErr w:type="spellStart"/>
+      <w:r>
+        <w:t>cumpăra</w:t>
+      </w:r>
+      <w:proofErr w:type="spellEnd"/>
+      <w:r>
+        <w:t>.</w:t>
       </w:r>
     </w:p>
     <w:p>
@@ -172,7 +552,15 @@
         <w:t>-&gt;</w:t>
       </w:r>
       <w:r>
-        <w:t>preview cu haine pe avatar.</w:t>
+        <w:t xml:space="preserve">preview cu </w:t>
+      </w:r>
+      <w:proofErr w:type="spellStart"/>
+      <w:r>
+        <w:t>haine</w:t>
+      </w:r>
+      <w:proofErr w:type="spellEnd"/>
+      <w:r>
+        <w:t xml:space="preserve"> pe avatar.</w:t>
       </w:r>
     </w:p>
     <w:p>
@@ -189,13 +577,31 @@
           <w:bCs/>
         </w:rPr>
       </w:pPr>
-      <w:r>
-        <w:rPr>
-          <w:b/>
-          <w:bCs/>
-        </w:rPr>
-        <w:t>Evangheliști: Influenceri</w:t>
-      </w:r>
+      <w:proofErr w:type="spellStart"/>
+      <w:r>
+        <w:rPr>
+          <w:b/>
+          <w:bCs/>
+        </w:rPr>
+        <w:t>Evangheliști</w:t>
+      </w:r>
+      <w:proofErr w:type="spellEnd"/>
+      <w:r>
+        <w:rPr>
+          <w:b/>
+          <w:bCs/>
+        </w:rPr>
+        <w:t xml:space="preserve">: </w:t>
+      </w:r>
+      <w:proofErr w:type="spellStart"/>
+      <w:r>
+        <w:rPr>
+          <w:b/>
+          <w:bCs/>
+        </w:rPr>
+        <w:t>Influenceri</w:t>
+      </w:r>
+      <w:proofErr w:type="spellEnd"/>
     </w:p>
     <w:p>
       <w:pPr>
@@ -204,8 +610,29 @@
           <w:numId w:val="3"/>
         </w:numPr>
       </w:pPr>
-      <w:r>
-        <w:t>Țin mult la aspectul lor.</w:t>
+      <w:proofErr w:type="spellStart"/>
+      <w:r>
+        <w:t>Țin</w:t>
+      </w:r>
+      <w:proofErr w:type="spellEnd"/>
+      <w:r>
+        <w:t xml:space="preserve"> </w:t>
+      </w:r>
+      <w:proofErr w:type="spellStart"/>
+      <w:r>
+        <w:t>mult</w:t>
+      </w:r>
+      <w:proofErr w:type="spellEnd"/>
+      <w:r>
+        <w:t xml:space="preserve"> la </w:t>
+      </w:r>
+      <w:proofErr w:type="spellStart"/>
+      <w:r>
+        <w:t>aspectul</w:t>
+      </w:r>
+      <w:proofErr w:type="spellEnd"/>
+      <w:r>
+        <w:t xml:space="preserve"> lor.</w:t>
       </w:r>
     </w:p>
     <w:p>
@@ -248,8 +675,45 @@
           <w:lang w:val="pt-BR"/>
         </w:rPr>
       </w:pPr>
-      <w:r>
-        <w:t xml:space="preserve">Folosim un agent AI care sa stie site uri unde sunt haine. </w:t>
+      <w:proofErr w:type="spellStart"/>
+      <w:r>
+        <w:t>Folosim</w:t>
+      </w:r>
+      <w:proofErr w:type="spellEnd"/>
+      <w:r>
+        <w:t xml:space="preserve"> un agent AI care </w:t>
+      </w:r>
+      <w:proofErr w:type="spellStart"/>
+      <w:r>
+        <w:t>sa</w:t>
+      </w:r>
+      <w:proofErr w:type="spellEnd"/>
+      <w:r>
+        <w:t xml:space="preserve"> stie site </w:t>
+      </w:r>
+      <w:proofErr w:type="spellStart"/>
+      <w:r>
+        <w:t>uri</w:t>
+      </w:r>
+      <w:proofErr w:type="spellEnd"/>
+      <w:r>
+        <w:t xml:space="preserve"> </w:t>
+      </w:r>
+      <w:proofErr w:type="spellStart"/>
+      <w:r>
+        <w:t>unde</w:t>
+      </w:r>
+      <w:proofErr w:type="spellEnd"/>
+      <w:r>
+        <w:t xml:space="preserve"> sunt </w:t>
+      </w:r>
+      <w:proofErr w:type="spellStart"/>
+      <w:r>
+        <w:t>haine</w:t>
+      </w:r>
+      <w:proofErr w:type="spellEnd"/>
+      <w:r>
+        <w:t xml:space="preserve">. </w:t>
       </w:r>
       <w:r>
         <w:rPr>
@@ -286,39 +750,113 @@
     </w:p>
     <w:p>
       <w:r>
-        <w:t>Ce folosim:</w:t>
+        <w:t xml:space="preserve">Ce </w:t>
+      </w:r>
+      <w:proofErr w:type="spellStart"/>
+      <w:r>
+        <w:t>folosim</w:t>
+      </w:r>
+      <w:proofErr w:type="spellEnd"/>
+      <w:r>
+        <w:t>:</w:t>
       </w:r>
     </w:p>
     <w:p>
       <w:pPr>
-        <w:pStyle w:val="ListParagraph"/>
+        <w:pStyle w:val="Listparagraf"/>
         <w:numPr>
           <w:ilvl w:val="0"/>
           <w:numId w:val="4"/>
         </w:numPr>
       </w:pPr>
       <w:r>
-        <w:t xml:space="preserve"> Confy (endpoint)</w:t>
-      </w:r>
-      <w:r>
-        <w:t>-&gt; faci flow care sa genereze din imagini pe care I le dai</w:t>
-      </w:r>
+        <w:t xml:space="preserve"> </w:t>
+      </w:r>
+      <w:proofErr w:type="spellStart"/>
+      <w:r>
+        <w:t>Confy</w:t>
+      </w:r>
+      <w:proofErr w:type="spellEnd"/>
+      <w:r>
+        <w:t xml:space="preserve"> (endpoint)</w:t>
+      </w:r>
+      <w:r>
+        <w:t xml:space="preserve">-&gt; </w:t>
+      </w:r>
+      <w:proofErr w:type="spellStart"/>
+      <w:r>
+        <w:t>faci</w:t>
+      </w:r>
+      <w:proofErr w:type="spellEnd"/>
+      <w:r>
+        <w:t xml:space="preserve"> flow care </w:t>
+      </w:r>
+      <w:proofErr w:type="spellStart"/>
+      <w:r>
+        <w:t>sa</w:t>
+      </w:r>
+      <w:proofErr w:type="spellEnd"/>
+      <w:r>
+        <w:t xml:space="preserve"> </w:t>
+      </w:r>
+      <w:proofErr w:type="spellStart"/>
+      <w:r>
+        <w:t>genereze</w:t>
+      </w:r>
+      <w:proofErr w:type="spellEnd"/>
+      <w:r>
+        <w:t xml:space="preserve"> din </w:t>
+      </w:r>
+      <w:proofErr w:type="spellStart"/>
+      <w:r>
+        <w:t>imagini</w:t>
+      </w:r>
+      <w:proofErr w:type="spellEnd"/>
+      <w:r>
+        <w:t xml:space="preserve"> pe care I le </w:t>
+      </w:r>
+      <w:proofErr w:type="spellStart"/>
+      <w:r>
+        <w:t>dai</w:t>
+      </w:r>
+      <w:proofErr w:type="spellEnd"/>
     </w:p>
     <w:p>
       <w:pPr>
-        <w:pStyle w:val="ListParagraph"/>
+        <w:pStyle w:val="Listparagraf"/>
         <w:numPr>
           <w:ilvl w:val="0"/>
           <w:numId w:val="4"/>
         </w:numPr>
       </w:pPr>
       <w:r>
-        <w:t>API unde am DB cu haine de pe siteuri</w:t>
-      </w:r>
+        <w:t xml:space="preserve">API </w:t>
+      </w:r>
+      <w:proofErr w:type="spellStart"/>
+      <w:r>
+        <w:t>unde</w:t>
+      </w:r>
+      <w:proofErr w:type="spellEnd"/>
+      <w:r>
+        <w:t xml:space="preserve"> am DB cu </w:t>
+      </w:r>
+      <w:proofErr w:type="spellStart"/>
+      <w:r>
+        <w:t>haine</w:t>
+      </w:r>
+      <w:proofErr w:type="spellEnd"/>
+      <w:r>
+        <w:t xml:space="preserve"> de pe </w:t>
+      </w:r>
+      <w:proofErr w:type="spellStart"/>
+      <w:r>
+        <w:t>siteuri</w:t>
+      </w:r>
+      <w:proofErr w:type="spellEnd"/>
     </w:p>
     <w:p>
       <w:pPr>
-        <w:pStyle w:val="ListParagraph"/>
+        <w:pStyle w:val="Listparagraf"/>
         <w:numPr>
           <w:ilvl w:val="0"/>
           <w:numId w:val="4"/>
@@ -1315,11 +1853,11 @@
     <w:name w:val="Normal"/>
     <w:qFormat/>
   </w:style>
-  <w:style w:type="paragraph" w:styleId="Heading1">
+  <w:style w:type="paragraph" w:styleId="Titlu1">
     <w:name w:val="heading 1"/>
     <w:basedOn w:val="Normal"/>
     <w:next w:val="Normal"/>
-    <w:link w:val="Heading1Char"/>
+    <w:link w:val="Titlu1Caracter"/>
     <w:uiPriority w:val="9"/>
     <w:qFormat/>
     <w:rsid w:val="00E948F2"/>
@@ -1336,11 +1874,11 @@
       <w:szCs w:val="40"/>
     </w:rPr>
   </w:style>
-  <w:style w:type="paragraph" w:styleId="Heading2">
+  <w:style w:type="paragraph" w:styleId="Titlu2">
     <w:name w:val="heading 2"/>
     <w:basedOn w:val="Normal"/>
     <w:next w:val="Normal"/>
-    <w:link w:val="Heading2Char"/>
+    <w:link w:val="Titlu2Caracter"/>
     <w:uiPriority w:val="9"/>
     <w:semiHidden/>
     <w:unhideWhenUsed/>
@@ -1359,11 +1897,11 @@
       <w:szCs w:val="32"/>
     </w:rPr>
   </w:style>
-  <w:style w:type="paragraph" w:styleId="Heading3">
+  <w:style w:type="paragraph" w:styleId="Titlu3">
     <w:name w:val="heading 3"/>
     <w:basedOn w:val="Normal"/>
     <w:next w:val="Normal"/>
-    <w:link w:val="Heading3Char"/>
+    <w:link w:val="Titlu3Caracter"/>
     <w:uiPriority w:val="9"/>
     <w:semiHidden/>
     <w:unhideWhenUsed/>
@@ -1382,11 +1920,11 @@
       <w:szCs w:val="28"/>
     </w:rPr>
   </w:style>
-  <w:style w:type="paragraph" w:styleId="Heading4">
+  <w:style w:type="paragraph" w:styleId="Titlu4">
     <w:name w:val="heading 4"/>
     <w:basedOn w:val="Normal"/>
     <w:next w:val="Normal"/>
-    <w:link w:val="Heading4Char"/>
+    <w:link w:val="Titlu4Caracter"/>
     <w:uiPriority w:val="9"/>
     <w:semiHidden/>
     <w:unhideWhenUsed/>
@@ -1405,11 +1943,11 @@
       <w:color w:val="0F4761" w:themeColor="accent1" w:themeShade="BF"/>
     </w:rPr>
   </w:style>
-  <w:style w:type="paragraph" w:styleId="Heading5">
+  <w:style w:type="paragraph" w:styleId="Titlu5">
     <w:name w:val="heading 5"/>
     <w:basedOn w:val="Normal"/>
     <w:next w:val="Normal"/>
-    <w:link w:val="Heading5Char"/>
+    <w:link w:val="Titlu5Caracter"/>
     <w:uiPriority w:val="9"/>
     <w:semiHidden/>
     <w:unhideWhenUsed/>
@@ -1426,11 +1964,11 @@
       <w:color w:val="0F4761" w:themeColor="accent1" w:themeShade="BF"/>
     </w:rPr>
   </w:style>
-  <w:style w:type="paragraph" w:styleId="Heading6">
+  <w:style w:type="paragraph" w:styleId="Titlu6">
     <w:name w:val="heading 6"/>
     <w:basedOn w:val="Normal"/>
     <w:next w:val="Normal"/>
-    <w:link w:val="Heading6Char"/>
+    <w:link w:val="Titlu6Caracter"/>
     <w:uiPriority w:val="9"/>
     <w:semiHidden/>
     <w:unhideWhenUsed/>
@@ -1449,11 +1987,11 @@
       <w:color w:val="595959" w:themeColor="text1" w:themeTint="A6"/>
     </w:rPr>
   </w:style>
-  <w:style w:type="paragraph" w:styleId="Heading7">
+  <w:style w:type="paragraph" w:styleId="Titlu7">
     <w:name w:val="heading 7"/>
     <w:basedOn w:val="Normal"/>
     <w:next w:val="Normal"/>
-    <w:link w:val="Heading7Char"/>
+    <w:link w:val="Titlu7Caracter"/>
     <w:uiPriority w:val="9"/>
     <w:semiHidden/>
     <w:unhideWhenUsed/>
@@ -1470,11 +2008,11 @@
       <w:color w:val="595959" w:themeColor="text1" w:themeTint="A6"/>
     </w:rPr>
   </w:style>
-  <w:style w:type="paragraph" w:styleId="Heading8">
+  <w:style w:type="paragraph" w:styleId="Titlu8">
     <w:name w:val="heading 8"/>
     <w:basedOn w:val="Normal"/>
     <w:next w:val="Normal"/>
-    <w:link w:val="Heading8Char"/>
+    <w:link w:val="Titlu8Caracter"/>
     <w:uiPriority w:val="9"/>
     <w:semiHidden/>
     <w:unhideWhenUsed/>
@@ -1493,11 +2031,11 @@
       <w:color w:val="272727" w:themeColor="text1" w:themeTint="D8"/>
     </w:rPr>
   </w:style>
-  <w:style w:type="paragraph" w:styleId="Heading9">
+  <w:style w:type="paragraph" w:styleId="Titlu9">
     <w:name w:val="heading 9"/>
     <w:basedOn w:val="Normal"/>
     <w:next w:val="Normal"/>
-    <w:link w:val="Heading9Char"/>
+    <w:link w:val="Titlu9Caracter"/>
     <w:uiPriority w:val="9"/>
     <w:semiHidden/>
     <w:unhideWhenUsed/>
@@ -1514,13 +2052,13 @@
       <w:color w:val="272727" w:themeColor="text1" w:themeTint="D8"/>
     </w:rPr>
   </w:style>
-  <w:style w:type="character" w:default="1" w:styleId="DefaultParagraphFont">
+  <w:style w:type="character" w:default="1" w:styleId="Fontdeparagrafimplicit">
     <w:name w:val="Default Paragraph Font"/>
     <w:uiPriority w:val="1"/>
     <w:semiHidden/>
     <w:unhideWhenUsed/>
   </w:style>
-  <w:style w:type="table" w:default="1" w:styleId="TableNormal">
+  <w:style w:type="table" w:default="1" w:styleId="TabelNormal">
     <w:name w:val="Normal Table"/>
     <w:uiPriority w:val="99"/>
     <w:semiHidden/>
@@ -1535,16 +2073,16 @@
       </w:tblCellMar>
     </w:tblPr>
   </w:style>
-  <w:style w:type="numbering" w:default="1" w:styleId="NoList">
+  <w:style w:type="numbering" w:default="1" w:styleId="FrListare">
     <w:name w:val="No List"/>
     <w:uiPriority w:val="99"/>
     <w:semiHidden/>
     <w:unhideWhenUsed/>
   </w:style>
-  <w:style w:type="character" w:customStyle="1" w:styleId="Heading1Char">
-    <w:name w:val="Heading 1 Char"/>
-    <w:basedOn w:val="DefaultParagraphFont"/>
-    <w:link w:val="Heading1"/>
+  <w:style w:type="character" w:customStyle="1" w:styleId="Titlu1Caracter">
+    <w:name w:val="Titlu 1 Caracter"/>
+    <w:basedOn w:val="Fontdeparagrafimplicit"/>
+    <w:link w:val="Titlu1"/>
     <w:uiPriority w:val="9"/>
     <w:rsid w:val="00E948F2"/>
     <w:rPr>
@@ -1554,10 +2092,10 @@
       <w:szCs w:val="40"/>
     </w:rPr>
   </w:style>
-  <w:style w:type="character" w:customStyle="1" w:styleId="Heading2Char">
-    <w:name w:val="Heading 2 Char"/>
-    <w:basedOn w:val="DefaultParagraphFont"/>
-    <w:link w:val="Heading2"/>
+  <w:style w:type="character" w:customStyle="1" w:styleId="Titlu2Caracter">
+    <w:name w:val="Titlu 2 Caracter"/>
+    <w:basedOn w:val="Fontdeparagrafimplicit"/>
+    <w:link w:val="Titlu2"/>
     <w:uiPriority w:val="9"/>
     <w:semiHidden/>
     <w:rsid w:val="00E948F2"/>
@@ -1568,10 +2106,10 @@
       <w:szCs w:val="32"/>
     </w:rPr>
   </w:style>
-  <w:style w:type="character" w:customStyle="1" w:styleId="Heading3Char">
-    <w:name w:val="Heading 3 Char"/>
-    <w:basedOn w:val="DefaultParagraphFont"/>
-    <w:link w:val="Heading3"/>
+  <w:style w:type="character" w:customStyle="1" w:styleId="Titlu3Caracter">
+    <w:name w:val="Titlu 3 Caracter"/>
+    <w:basedOn w:val="Fontdeparagrafimplicit"/>
+    <w:link w:val="Titlu3"/>
     <w:uiPriority w:val="9"/>
     <w:semiHidden/>
     <w:rsid w:val="00E948F2"/>
@@ -1582,10 +2120,10 @@
       <w:szCs w:val="28"/>
     </w:rPr>
   </w:style>
-  <w:style w:type="character" w:customStyle="1" w:styleId="Heading4Char">
-    <w:name w:val="Heading 4 Char"/>
-    <w:basedOn w:val="DefaultParagraphFont"/>
-    <w:link w:val="Heading4"/>
+  <w:style w:type="character" w:customStyle="1" w:styleId="Titlu4Caracter">
+    <w:name w:val="Titlu 4 Caracter"/>
+    <w:basedOn w:val="Fontdeparagrafimplicit"/>
+    <w:link w:val="Titlu4"/>
     <w:uiPriority w:val="9"/>
     <w:semiHidden/>
     <w:rsid w:val="00E948F2"/>
@@ -1596,10 +2134,10 @@
       <w:color w:val="0F4761" w:themeColor="accent1" w:themeShade="BF"/>
     </w:rPr>
   </w:style>
-  <w:style w:type="character" w:customStyle="1" w:styleId="Heading5Char">
-    <w:name w:val="Heading 5 Char"/>
-    <w:basedOn w:val="DefaultParagraphFont"/>
-    <w:link w:val="Heading5"/>
+  <w:style w:type="character" w:customStyle="1" w:styleId="Titlu5Caracter">
+    <w:name w:val="Titlu 5 Caracter"/>
+    <w:basedOn w:val="Fontdeparagrafimplicit"/>
+    <w:link w:val="Titlu5"/>
     <w:uiPriority w:val="9"/>
     <w:semiHidden/>
     <w:rsid w:val="00E948F2"/>
@@ -1608,10 +2146,10 @@
       <w:color w:val="0F4761" w:themeColor="accent1" w:themeShade="BF"/>
     </w:rPr>
   </w:style>
-  <w:style w:type="character" w:customStyle="1" w:styleId="Heading6Char">
-    <w:name w:val="Heading 6 Char"/>
-    <w:basedOn w:val="DefaultParagraphFont"/>
-    <w:link w:val="Heading6"/>
+  <w:style w:type="character" w:customStyle="1" w:styleId="Titlu6Caracter">
+    <w:name w:val="Titlu 6 Caracter"/>
+    <w:basedOn w:val="Fontdeparagrafimplicit"/>
+    <w:link w:val="Titlu6"/>
     <w:uiPriority w:val="9"/>
     <w:semiHidden/>
     <w:rsid w:val="00E948F2"/>
@@ -1622,10 +2160,10 @@
       <w:color w:val="595959" w:themeColor="text1" w:themeTint="A6"/>
     </w:rPr>
   </w:style>
-  <w:style w:type="character" w:customStyle="1" w:styleId="Heading7Char">
-    <w:name w:val="Heading 7 Char"/>
-    <w:basedOn w:val="DefaultParagraphFont"/>
-    <w:link w:val="Heading7"/>
+  <w:style w:type="character" w:customStyle="1" w:styleId="Titlu7Caracter">
+    <w:name w:val="Titlu 7 Caracter"/>
+    <w:basedOn w:val="Fontdeparagrafimplicit"/>
+    <w:link w:val="Titlu7"/>
     <w:uiPriority w:val="9"/>
     <w:semiHidden/>
     <w:rsid w:val="00E948F2"/>
@@ -1634,10 +2172,10 @@
       <w:color w:val="595959" w:themeColor="text1" w:themeTint="A6"/>
     </w:rPr>
   </w:style>
-  <w:style w:type="character" w:customStyle="1" w:styleId="Heading8Char">
-    <w:name w:val="Heading 8 Char"/>
-    <w:basedOn w:val="DefaultParagraphFont"/>
-    <w:link w:val="Heading8"/>
+  <w:style w:type="character" w:customStyle="1" w:styleId="Titlu8Caracter">
+    <w:name w:val="Titlu 8 Caracter"/>
+    <w:basedOn w:val="Fontdeparagrafimplicit"/>
+    <w:link w:val="Titlu8"/>
     <w:uiPriority w:val="9"/>
     <w:semiHidden/>
     <w:rsid w:val="00E948F2"/>
@@ -1648,10 +2186,10 @@
       <w:color w:val="272727" w:themeColor="text1" w:themeTint="D8"/>
     </w:rPr>
   </w:style>
-  <w:style w:type="character" w:customStyle="1" w:styleId="Heading9Char">
-    <w:name w:val="Heading 9 Char"/>
-    <w:basedOn w:val="DefaultParagraphFont"/>
-    <w:link w:val="Heading9"/>
+  <w:style w:type="character" w:customStyle="1" w:styleId="Titlu9Caracter">
+    <w:name w:val="Titlu 9 Caracter"/>
+    <w:basedOn w:val="Fontdeparagrafimplicit"/>
+    <w:link w:val="Titlu9"/>
     <w:uiPriority w:val="9"/>
     <w:semiHidden/>
     <w:rsid w:val="00E948F2"/>
@@ -1660,11 +2198,11 @@
       <w:color w:val="272727" w:themeColor="text1" w:themeTint="D8"/>
     </w:rPr>
   </w:style>
-  <w:style w:type="paragraph" w:styleId="Title">
+  <w:style w:type="paragraph" w:styleId="Titlu">
     <w:name w:val="Title"/>
     <w:basedOn w:val="Normal"/>
     <w:next w:val="Normal"/>
-    <w:link w:val="TitleChar"/>
+    <w:link w:val="TitluCaracter"/>
     <w:uiPriority w:val="10"/>
     <w:qFormat/>
     <w:rsid w:val="00E948F2"/>
@@ -1680,10 +2218,10 @@
       <w:szCs w:val="56"/>
     </w:rPr>
   </w:style>
-  <w:style w:type="character" w:customStyle="1" w:styleId="TitleChar">
-    <w:name w:val="Title Char"/>
-    <w:basedOn w:val="DefaultParagraphFont"/>
-    <w:link w:val="Title"/>
+  <w:style w:type="character" w:customStyle="1" w:styleId="TitluCaracter">
+    <w:name w:val="Titlu Caracter"/>
+    <w:basedOn w:val="Fontdeparagrafimplicit"/>
+    <w:link w:val="Titlu"/>
     <w:uiPriority w:val="10"/>
     <w:rsid w:val="00E948F2"/>
     <w:rPr>
@@ -1694,11 +2232,11 @@
       <w:szCs w:val="56"/>
     </w:rPr>
   </w:style>
-  <w:style w:type="paragraph" w:styleId="Subtitle">
+  <w:style w:type="paragraph" w:styleId="Subtitlu">
     <w:name w:val="Subtitle"/>
     <w:basedOn w:val="Normal"/>
     <w:next w:val="Normal"/>
-    <w:link w:val="SubtitleChar"/>
+    <w:link w:val="SubtitluCaracter"/>
     <w:uiPriority w:val="11"/>
     <w:qFormat/>
     <w:rsid w:val="00E948F2"/>
@@ -1715,10 +2253,10 @@
       <w:szCs w:val="28"/>
     </w:rPr>
   </w:style>
-  <w:style w:type="character" w:customStyle="1" w:styleId="SubtitleChar">
-    <w:name w:val="Subtitle Char"/>
-    <w:basedOn w:val="DefaultParagraphFont"/>
-    <w:link w:val="Subtitle"/>
+  <w:style w:type="character" w:customStyle="1" w:styleId="SubtitluCaracter">
+    <w:name w:val="Subtitlu Caracter"/>
+    <w:basedOn w:val="Fontdeparagrafimplicit"/>
+    <w:link w:val="Subtitlu"/>
     <w:uiPriority w:val="11"/>
     <w:rsid w:val="00E948F2"/>
     <w:rPr>
@@ -1729,11 +2267,11 @@
       <w:szCs w:val="28"/>
     </w:rPr>
   </w:style>
-  <w:style w:type="paragraph" w:styleId="Quote">
+  <w:style w:type="paragraph" w:styleId="Citat">
     <w:name w:val="Quote"/>
     <w:basedOn w:val="Normal"/>
     <w:next w:val="Normal"/>
-    <w:link w:val="QuoteChar"/>
+    <w:link w:val="CitatCaracter"/>
     <w:uiPriority w:val="29"/>
     <w:qFormat/>
     <w:rsid w:val="00E948F2"/>
@@ -1747,10 +2285,10 @@
       <w:color w:val="404040" w:themeColor="text1" w:themeTint="BF"/>
     </w:rPr>
   </w:style>
-  <w:style w:type="character" w:customStyle="1" w:styleId="QuoteChar">
-    <w:name w:val="Quote Char"/>
-    <w:basedOn w:val="DefaultParagraphFont"/>
-    <w:link w:val="Quote"/>
+  <w:style w:type="character" w:customStyle="1" w:styleId="CitatCaracter">
+    <w:name w:val="Citat Caracter"/>
+    <w:basedOn w:val="Fontdeparagrafimplicit"/>
+    <w:link w:val="Citat"/>
     <w:uiPriority w:val="29"/>
     <w:rsid w:val="00E948F2"/>
     <w:rPr>
@@ -1759,7 +2297,7 @@
       <w:color w:val="404040" w:themeColor="text1" w:themeTint="BF"/>
     </w:rPr>
   </w:style>
-  <w:style w:type="paragraph" w:styleId="ListParagraph">
+  <w:style w:type="paragraph" w:styleId="Listparagraf">
     <w:name w:val="List Paragraph"/>
     <w:basedOn w:val="Normal"/>
     <w:uiPriority w:val="34"/>
@@ -1770,9 +2308,9 @@
       <w:contextualSpacing/>
     </w:pPr>
   </w:style>
-  <w:style w:type="character" w:styleId="IntenseEmphasis">
+  <w:style w:type="character" w:styleId="Accentuareintens">
     <w:name w:val="Intense Emphasis"/>
-    <w:basedOn w:val="DefaultParagraphFont"/>
+    <w:basedOn w:val="Fontdeparagrafimplicit"/>
     <w:uiPriority w:val="21"/>
     <w:qFormat/>
     <w:rsid w:val="00E948F2"/>
@@ -1782,11 +2320,11 @@
       <w:color w:val="0F4761" w:themeColor="accent1" w:themeShade="BF"/>
     </w:rPr>
   </w:style>
-  <w:style w:type="paragraph" w:styleId="IntenseQuote">
+  <w:style w:type="paragraph" w:styleId="Citatintens">
     <w:name w:val="Intense Quote"/>
     <w:basedOn w:val="Normal"/>
     <w:next w:val="Normal"/>
-    <w:link w:val="IntenseQuoteChar"/>
+    <w:link w:val="CitatintensCaracter"/>
     <w:uiPriority w:val="30"/>
     <w:qFormat/>
     <w:rsid w:val="00E948F2"/>
@@ -1805,10 +2343,10 @@
       <w:color w:val="0F4761" w:themeColor="accent1" w:themeShade="BF"/>
     </w:rPr>
   </w:style>
-  <w:style w:type="character" w:customStyle="1" w:styleId="IntenseQuoteChar">
-    <w:name w:val="Intense Quote Char"/>
-    <w:basedOn w:val="DefaultParagraphFont"/>
-    <w:link w:val="IntenseQuote"/>
+  <w:style w:type="character" w:customStyle="1" w:styleId="CitatintensCaracter">
+    <w:name w:val="Citat intens Caracter"/>
+    <w:basedOn w:val="Fontdeparagrafimplicit"/>
+    <w:link w:val="Citatintens"/>
     <w:uiPriority w:val="30"/>
     <w:rsid w:val="00E948F2"/>
     <w:rPr>
@@ -1817,9 +2355,9 @@
       <w:color w:val="0F4761" w:themeColor="accent1" w:themeShade="BF"/>
     </w:rPr>
   </w:style>
-  <w:style w:type="character" w:styleId="IntenseReference">
+  <w:style w:type="character" w:styleId="Referireintens">
     <w:name w:val="Intense Reference"/>
-    <w:basedOn w:val="DefaultParagraphFont"/>
+    <w:basedOn w:val="Fontdeparagrafimplicit"/>
     <w:uiPriority w:val="32"/>
     <w:qFormat/>
     <w:rsid w:val="00E948F2"/>
